--- a/documentation/IDE DOCUMENT.docx
+++ b/documentation/IDE DOCUMENT.docx
@@ -165,12 +165,21 @@
               </w:rPr>
               <w:t xml:space="preserve"> </w:t>
             </w:r>
+            <w:proofErr w:type="spellStart"/>
             <w:r>
               <w:rPr>
                 <w:i/>
                 <w:color w:val="CCCCCC"/>
               </w:rPr>
-              <w:t>Personlijke pc</w:t>
+              <w:t>Personlijke</w:t>
+            </w:r>
+            <w:proofErr w:type="spellEnd"/>
+            <w:r>
+              <w:rPr>
+                <w:i/>
+                <w:color w:val="CCCCCC"/>
+              </w:rPr>
+              <w:t xml:space="preserve"> pc</w:t>
             </w:r>
           </w:p>
         </w:tc>
@@ -198,29 +207,49 @@
               <w:rPr>
                 <w:i/>
                 <w:color w:val="CCCCCC"/>
+                <w:sz w:val="20"/>
+                <w:szCs w:val="20"/>
               </w:rPr>
             </w:pPr>
             <w:r>
               <w:rPr>
                 <w:i/>
                 <w:color w:val="CCCCCC"/>
-              </w:rPr>
-              <w:t>32GB ram, i9, 3070</w:t>
-            </w:r>
-          </w:p>
-        </w:tc>
-      </w:tr>
-      <w:tr>
-        <w:tc>
-          <w:tcPr>
-            <w:tcW w:w="4514" w:type="dxa"/>
-            <w:tcMar>
-              <w:top w:w="100" w:type="dxa"/>
-              <w:left w:w="100" w:type="dxa"/>
-              <w:bottom w:w="100" w:type="dxa"/>
-              <w:right w:w="100" w:type="dxa"/>
-            </w:tcMar>
-          </w:tcPr>
+                <w:sz w:val="20"/>
+                <w:szCs w:val="20"/>
+              </w:rPr>
+              <w:t xml:space="preserve">Processor Intel(R) </w:t>
+            </w:r>
+            <w:proofErr w:type="gramStart"/>
+            <w:r>
+              <w:rPr>
+                <w:i/>
+                <w:color w:val="CCCCCC"/>
+                <w:sz w:val="20"/>
+                <w:szCs w:val="20"/>
+              </w:rPr>
+              <w:t>Core(</w:t>
+            </w:r>
+            <w:proofErr w:type="gramEnd"/>
+            <w:r>
+              <w:rPr>
+                <w:i/>
+                <w:color w:val="CCCCCC"/>
+                <w:sz w:val="20"/>
+                <w:szCs w:val="20"/>
+              </w:rPr>
+              <w:t>TM) i9-10850K CPU @ 3.60GHz 3.60 GHz</w:t>
+            </w:r>
+            <w:r>
+              <w:rPr>
+                <w:i/>
+                <w:color w:val="CCCCCC"/>
+                <w:sz w:val="20"/>
+                <w:szCs w:val="20"/>
+              </w:rPr>
+              <w:t>,</w:t>
+            </w:r>
+          </w:p>
           <w:p>
             <w:pPr>
               <w:widowControl w:val="0"/>
@@ -234,16 +263,34 @@
               <w:spacing w:line="240" w:lineRule="auto"/>
               <w:rPr>
                 <w:i/>
-              </w:rPr>
-            </w:pPr>
-            <w:r>
-              <w:rPr>
-                <w:i/>
-              </w:rPr>
-              <w:t>Personlijke laptop</w:t>
-            </w:r>
-          </w:p>
-        </w:tc>
+                <w:color w:val="CCCCCC"/>
+              </w:rPr>
+            </w:pPr>
+            <w:r>
+              <w:rPr>
+                <w:i/>
+                <w:color w:val="CCCCCC"/>
+              </w:rPr>
+              <w:t>Installed RAM 32,0 GB (31,8 GB usable)</w:t>
+            </w:r>
+            <w:r>
+              <w:rPr>
+                <w:i/>
+                <w:color w:val="CCCCCC"/>
+              </w:rPr>
+              <w:t>,</w:t>
+            </w:r>
+            <w:r>
+              <w:rPr>
+                <w:i/>
+                <w:color w:val="CCCCCC"/>
+              </w:rPr>
+              <w:t xml:space="preserve"> Graphics Card NVIDIA GeForce RTX 3070 (8 GB)</w:t>
+            </w:r>
+          </w:p>
+        </w:tc>
+      </w:tr>
+      <w:tr>
         <w:tc>
           <w:tcPr>
             <w:tcW w:w="4514" w:type="dxa"/>
@@ -267,6 +314,47 @@
               <w:spacing w:line="240" w:lineRule="auto"/>
               <w:rPr>
                 <w:i/>
+              </w:rPr>
+            </w:pPr>
+            <w:proofErr w:type="spellStart"/>
+            <w:r>
+              <w:rPr>
+                <w:i/>
+              </w:rPr>
+              <w:t>Personlijke</w:t>
+            </w:r>
+            <w:proofErr w:type="spellEnd"/>
+            <w:r>
+              <w:rPr>
+                <w:i/>
+              </w:rPr>
+              <w:t xml:space="preserve"> laptop</w:t>
+            </w:r>
+          </w:p>
+        </w:tc>
+        <w:tc>
+          <w:tcPr>
+            <w:tcW w:w="4514" w:type="dxa"/>
+            <w:tcMar>
+              <w:top w:w="100" w:type="dxa"/>
+              <w:left w:w="100" w:type="dxa"/>
+              <w:bottom w:w="100" w:type="dxa"/>
+              <w:right w:w="100" w:type="dxa"/>
+            </w:tcMar>
+          </w:tcPr>
+          <w:p>
+            <w:pPr>
+              <w:widowControl w:val="0"/>
+              <w:pBdr>
+                <w:top w:val="nil"/>
+                <w:left w:val="nil"/>
+                <w:bottom w:val="nil"/>
+                <w:right w:val="nil"/>
+                <w:between w:val="nil"/>
+              </w:pBdr>
+              <w:spacing w:line="240" w:lineRule="auto"/>
+              <w:rPr>
+                <w:i/>
                 <w:lang w:val="nl-NL"/>
               </w:rPr>
             </w:pPr>
@@ -324,8 +412,17 @@
                 <w:i/>
                 <w:lang w:val="nl-NL"/>
               </w:rPr>
-              <w:t xml:space="preserve"> ryzen</w:t>
-            </w:r>
+              <w:t xml:space="preserve"> </w:t>
+            </w:r>
+            <w:proofErr w:type="spellStart"/>
+            <w:r>
+              <w:rPr>
+                <w:i/>
+                <w:lang w:val="nl-NL"/>
+              </w:rPr>
+              <w:t>ryzen</w:t>
+            </w:r>
+            <w:proofErr w:type="spellEnd"/>
             <w:r>
               <w:rPr>
                 <w:i/>
@@ -796,6 +893,7 @@
                 <w:lang w:val="nl-NL"/>
               </w:rPr>
             </w:pPr>
+            <w:proofErr w:type="spellStart"/>
             <w:r>
               <w:rPr>
                 <w:i/>
@@ -803,6 +901,7 @@
               </w:rPr>
               <w:t>Github</w:t>
             </w:r>
+            <w:proofErr w:type="spellEnd"/>
           </w:p>
         </w:tc>
         <w:tc>
@@ -900,7 +999,23 @@
                 <w:i/>
                 <w:lang w:val="nl-NL"/>
               </w:rPr>
-              <w:t>Werk bijhouden, commits maken en taken indelen</w:t>
+              <w:t xml:space="preserve">Werk bijhouden, </w:t>
+            </w:r>
+            <w:proofErr w:type="spellStart"/>
+            <w:r>
+              <w:rPr>
+                <w:i/>
+                <w:lang w:val="nl-NL"/>
+              </w:rPr>
+              <w:t>commits</w:t>
+            </w:r>
+            <w:proofErr w:type="spellEnd"/>
+            <w:r>
+              <w:rPr>
+                <w:i/>
+                <w:lang w:val="nl-NL"/>
+              </w:rPr>
+              <w:t xml:space="preserve"> maken en taken indelen</w:t>
             </w:r>
           </w:p>
         </w:tc>
@@ -1199,13 +1314,6 @@
         </w:tc>
       </w:tr>
     </w:tbl>
-    <w:p>
-      <w:pPr>
-        <w:rPr>
-          <w:lang w:val="nl-NL"/>
-        </w:rPr>
-      </w:pPr>
-    </w:p>
     <w:p>
       <w:pPr>
         <w:rPr>
@@ -1473,8 +1581,72 @@
                 <w:color w:val="D9D9D9"/>
                 <w:lang w:val="nl-NL"/>
               </w:rPr>
-              <w:t>Ik vind het makelijker te grbruiken dan photoshop en paint</w:t>
-            </w:r>
+              <w:t xml:space="preserve">Ik vind het </w:t>
+            </w:r>
+            <w:proofErr w:type="spellStart"/>
+            <w:r>
+              <w:rPr>
+                <w:i/>
+                <w:color w:val="D9D9D9"/>
+                <w:lang w:val="nl-NL"/>
+              </w:rPr>
+              <w:t>makelijker</w:t>
+            </w:r>
+            <w:proofErr w:type="spellEnd"/>
+            <w:r>
+              <w:rPr>
+                <w:i/>
+                <w:color w:val="D9D9D9"/>
+                <w:lang w:val="nl-NL"/>
+              </w:rPr>
+              <w:t xml:space="preserve"> te </w:t>
+            </w:r>
+            <w:proofErr w:type="spellStart"/>
+            <w:r>
+              <w:rPr>
+                <w:i/>
+                <w:color w:val="D9D9D9"/>
+                <w:lang w:val="nl-NL"/>
+              </w:rPr>
+              <w:t>grbruiken</w:t>
+            </w:r>
+            <w:proofErr w:type="spellEnd"/>
+            <w:r>
+              <w:rPr>
+                <w:i/>
+                <w:color w:val="D9D9D9"/>
+                <w:lang w:val="nl-NL"/>
+              </w:rPr>
+              <w:t xml:space="preserve"> dan </w:t>
+            </w:r>
+            <w:proofErr w:type="spellStart"/>
+            <w:r>
+              <w:rPr>
+                <w:i/>
+                <w:color w:val="D9D9D9"/>
+                <w:lang w:val="nl-NL"/>
+              </w:rPr>
+              <w:t>photoshop</w:t>
+            </w:r>
+            <w:proofErr w:type="spellEnd"/>
+            <w:r>
+              <w:rPr>
+                <w:i/>
+                <w:color w:val="D9D9D9"/>
+                <w:lang w:val="nl-NL"/>
+              </w:rPr>
+              <w:t xml:space="preserve"> en </w:t>
+            </w:r>
+            <w:proofErr w:type="spellStart"/>
+            <w:r>
+              <w:rPr>
+                <w:i/>
+                <w:color w:val="D9D9D9"/>
+                <w:lang w:val="nl-NL"/>
+              </w:rPr>
+              <w:t>paint</w:t>
+            </w:r>
+            <w:proofErr w:type="spellEnd"/>
           </w:p>
         </w:tc>
       </w:tr>
@@ -1628,8 +1800,16 @@
                     <w:rPr>
                       <w:i/>
                     </w:rPr>
-                    <w:t>Sprites maken</w:t>
+                    <w:t xml:space="preserve">Sprites </w:t>
                   </w:r>
+                  <w:proofErr w:type="spellStart"/>
+                  <w:r>
+                    <w:rPr>
+                      <w:i/>
+                    </w:rPr>
+                    <w:t>maken</w:t>
+                  </w:r>
+                  <w:proofErr w:type="spellEnd"/>
                 </w:p>
               </w:tc>
             </w:tr>
@@ -2243,6 +2423,7 @@
                 <w:color w:val="D9D9D9"/>
               </w:rPr>
             </w:pPr>
+            <w:proofErr w:type="spellStart"/>
             <w:r>
               <w:rPr>
                 <w:i/>
@@ -2250,6 +2431,7 @@
               </w:rPr>
               <w:t>Communicatie</w:t>
             </w:r>
+            <w:proofErr w:type="spellEnd"/>
           </w:p>
         </w:tc>
         <w:tc>
@@ -3195,7 +3377,6 @@
   <w:style w:type="character" w:default="1" w:styleId="DefaultParagraphFont">
     <w:name w:val="Default Paragraph Font"/>
     <w:uiPriority w:val="1"/>
-    <w:semiHidden/>
     <w:unhideWhenUsed/>
   </w:style>
   <w:style w:type="table" w:default="1" w:styleId="TableNormal">

--- a/documentation/IDE DOCUMENT.docx
+++ b/documentation/IDE DOCUMENT.docx
@@ -165,21 +165,12 @@
               </w:rPr>
               <w:t xml:space="preserve"> </w:t>
             </w:r>
-            <w:proofErr w:type="spellStart"/>
             <w:r>
               <w:rPr>
                 <w:i/>
                 <w:color w:val="CCCCCC"/>
               </w:rPr>
-              <w:t>Personlijke</w:t>
-            </w:r>
-            <w:proofErr w:type="spellEnd"/>
-            <w:r>
-              <w:rPr>
-                <w:i/>
-                <w:color w:val="CCCCCC"/>
-              </w:rPr>
-              <w:t xml:space="preserve"> pc</w:t>
+              <w:t>Personlijke pc</w:t>
             </w:r>
           </w:p>
         </w:tc>
@@ -316,19 +307,11 @@
                 <w:i/>
               </w:rPr>
             </w:pPr>
-            <w:proofErr w:type="spellStart"/>
-            <w:r>
-              <w:rPr>
-                <w:i/>
-              </w:rPr>
-              <w:t>Personlijke</w:t>
-            </w:r>
-            <w:proofErr w:type="spellEnd"/>
-            <w:r>
-              <w:rPr>
-                <w:i/>
-              </w:rPr>
-              <w:t xml:space="preserve"> laptop</w:t>
+            <w:r>
+              <w:rPr>
+                <w:i/>
+              </w:rPr>
+              <w:t>Personlijke laptop</w:t>
             </w:r>
           </w:p>
         </w:tc>
@@ -355,95 +338,15 @@
               <w:spacing w:line="240" w:lineRule="auto"/>
               <w:rPr>
                 <w:i/>
-                <w:lang w:val="nl-NL"/>
-              </w:rPr>
-            </w:pPr>
-            <w:r>
-              <w:rPr>
-                <w:i/>
-                <w:lang w:val="nl-NL"/>
-              </w:rPr>
-              <w:t>RTX 30</w:t>
-            </w:r>
-            <w:r>
-              <w:rPr>
-                <w:i/>
-                <w:lang w:val="nl-NL"/>
-              </w:rPr>
-              <w:t>5</w:t>
-            </w:r>
-            <w:r>
-              <w:rPr>
-                <w:i/>
-                <w:lang w:val="nl-NL"/>
-              </w:rPr>
-              <w:t>0</w:t>
-            </w:r>
-            <w:r>
-              <w:rPr>
-                <w:i/>
-                <w:lang w:val="nl-NL"/>
-              </w:rPr>
-              <w:t xml:space="preserve"> 6GB, </w:t>
-            </w:r>
-            <w:r>
-              <w:rPr>
-                <w:i/>
-                <w:lang w:val="nl-NL"/>
-              </w:rPr>
-              <w:t>32</w:t>
-            </w:r>
-            <w:r>
-              <w:rPr>
-                <w:i/>
-                <w:lang w:val="nl-NL"/>
-              </w:rPr>
-              <w:t>GB ram</w:t>
-            </w:r>
-            <w:r>
-              <w:rPr>
-                <w:i/>
-                <w:lang w:val="nl-NL"/>
-              </w:rPr>
-              <w:t>,</w:t>
-            </w:r>
-            <w:r>
-              <w:rPr>
-                <w:i/>
-                <w:lang w:val="nl-NL"/>
-              </w:rPr>
-              <w:t xml:space="preserve"> </w:t>
-            </w:r>
-            <w:proofErr w:type="spellStart"/>
-            <w:r>
-              <w:rPr>
-                <w:i/>
-                <w:lang w:val="nl-NL"/>
-              </w:rPr>
-              <w:t>ryzen</w:t>
-            </w:r>
-            <w:proofErr w:type="spellEnd"/>
-            <w:r>
-              <w:rPr>
-                <w:i/>
-                <w:lang w:val="nl-NL"/>
-              </w:rPr>
-              <w:t xml:space="preserve"> 5</w:t>
-            </w:r>
-          </w:p>
-        </w:tc>
-      </w:tr>
-      <w:tr>
-        <w:tc>
-          <w:tcPr>
-            <w:tcW w:w="4514" w:type="dxa"/>
-            <w:tcMar>
-              <w:top w:w="100" w:type="dxa"/>
-              <w:left w:w="100" w:type="dxa"/>
-              <w:bottom w:w="100" w:type="dxa"/>
-              <w:right w:w="100" w:type="dxa"/>
-            </w:tcMar>
-          </w:tcPr>
+              </w:rPr>
+            </w:pPr>
+            <w:r>
+              <w:rPr>
+                <w:i/>
+              </w:rPr>
+              <w:t>Processor AMD Ryzen 5 5600H with Radeon Graphics (3.30 GHz)</w:t>
+            </w:r>
+          </w:p>
           <w:p>
             <w:pPr>
               <w:widowControl w:val="0"/>
@@ -457,11 +360,19 @@
               <w:spacing w:line="240" w:lineRule="auto"/>
               <w:rPr>
                 <w:i/>
-                <w:lang w:val="nl-NL"/>
-              </w:rPr>
-            </w:pPr>
-          </w:p>
-        </w:tc>
+                <w:lang w:val="en-US"/>
+              </w:rPr>
+            </w:pPr>
+            <w:r>
+              <w:rPr>
+                <w:i/>
+              </w:rPr>
+              <w:t>Installed RAM 16,0 GB (13,9 GB usable)</w:t>
+            </w:r>
+          </w:p>
+        </w:tc>
+      </w:tr>
+      <w:tr>
         <w:tc>
           <w:tcPr>
             <w:tcW w:w="4514" w:type="dxa"/>
@@ -485,13 +396,11 @@
               <w:spacing w:line="240" w:lineRule="auto"/>
               <w:rPr>
                 <w:i/>
-                <w:lang w:val="nl-NL"/>
-              </w:rPr>
-            </w:pPr>
-          </w:p>
-        </w:tc>
-      </w:tr>
-      <w:tr>
+                <w:lang w:val="en-US"/>
+              </w:rPr>
+            </w:pPr>
+          </w:p>
+        </w:tc>
         <w:tc>
           <w:tcPr>
             <w:tcW w:w="4514" w:type="dxa"/>
@@ -515,11 +424,13 @@
               <w:spacing w:line="240" w:lineRule="auto"/>
               <w:rPr>
                 <w:i/>
-                <w:lang w:val="nl-NL"/>
-              </w:rPr>
-            </w:pPr>
-          </w:p>
-        </w:tc>
+                <w:lang w:val="en-US"/>
+              </w:rPr>
+            </w:pPr>
+          </w:p>
+        </w:tc>
+      </w:tr>
+      <w:tr>
         <w:tc>
           <w:tcPr>
             <w:tcW w:w="4514" w:type="dxa"/>
@@ -543,13 +454,11 @@
               <w:spacing w:line="240" w:lineRule="auto"/>
               <w:rPr>
                 <w:i/>
-                <w:lang w:val="nl-NL"/>
-              </w:rPr>
-            </w:pPr>
-          </w:p>
-        </w:tc>
-      </w:tr>
-      <w:tr>
+                <w:lang w:val="en-US"/>
+              </w:rPr>
+            </w:pPr>
+          </w:p>
+        </w:tc>
         <w:tc>
           <w:tcPr>
             <w:tcW w:w="4514" w:type="dxa"/>
@@ -573,11 +482,13 @@
               <w:spacing w:line="240" w:lineRule="auto"/>
               <w:rPr>
                 <w:i/>
-                <w:lang w:val="nl-NL"/>
-              </w:rPr>
-            </w:pPr>
-          </w:p>
-        </w:tc>
+                <w:lang w:val="en-US"/>
+              </w:rPr>
+            </w:pPr>
+          </w:p>
+        </w:tc>
+      </w:tr>
+      <w:tr>
         <w:tc>
           <w:tcPr>
             <w:tcW w:w="4514" w:type="dxa"/>
@@ -601,7 +512,35 @@
               <w:spacing w:line="240" w:lineRule="auto"/>
               <w:rPr>
                 <w:i/>
-                <w:lang w:val="nl-NL"/>
+                <w:lang w:val="en-US"/>
+              </w:rPr>
+            </w:pPr>
+          </w:p>
+        </w:tc>
+        <w:tc>
+          <w:tcPr>
+            <w:tcW w:w="4514" w:type="dxa"/>
+            <w:tcMar>
+              <w:top w:w="100" w:type="dxa"/>
+              <w:left w:w="100" w:type="dxa"/>
+              <w:bottom w:w="100" w:type="dxa"/>
+              <w:right w:w="100" w:type="dxa"/>
+            </w:tcMar>
+          </w:tcPr>
+          <w:p>
+            <w:pPr>
+              <w:widowControl w:val="0"/>
+              <w:pBdr>
+                <w:top w:val="nil"/>
+                <w:left w:val="nil"/>
+                <w:bottom w:val="nil"/>
+                <w:right w:val="nil"/>
+                <w:between w:val="nil"/>
+              </w:pBdr>
+              <w:spacing w:line="240" w:lineRule="auto"/>
+              <w:rPr>
+                <w:i/>
+                <w:lang w:val="en-US"/>
               </w:rPr>
             </w:pPr>
           </w:p>
@@ -893,7 +832,6 @@
                 <w:lang w:val="nl-NL"/>
               </w:rPr>
             </w:pPr>
-            <w:proofErr w:type="spellStart"/>
             <w:r>
               <w:rPr>
                 <w:i/>
@@ -901,7 +839,6 @@
               </w:rPr>
               <w:t>Github</w:t>
             </w:r>
-            <w:proofErr w:type="spellEnd"/>
           </w:p>
         </w:tc>
         <w:tc>
@@ -999,23 +936,7 @@
                 <w:i/>
                 <w:lang w:val="nl-NL"/>
               </w:rPr>
-              <w:t xml:space="preserve">Werk bijhouden, </w:t>
-            </w:r>
-            <w:proofErr w:type="spellStart"/>
-            <w:r>
-              <w:rPr>
-                <w:i/>
-                <w:lang w:val="nl-NL"/>
-              </w:rPr>
-              <w:t>commits</w:t>
-            </w:r>
-            <w:proofErr w:type="spellEnd"/>
-            <w:r>
-              <w:rPr>
-                <w:i/>
-                <w:lang w:val="nl-NL"/>
-              </w:rPr>
-              <w:t xml:space="preserve"> maken en taken indelen</w:t>
+              <w:t>Werk bijhouden, commits maken en taken indelen</w:t>
             </w:r>
           </w:p>
         </w:tc>
@@ -1581,72 +1502,8 @@
                 <w:color w:val="D9D9D9"/>
                 <w:lang w:val="nl-NL"/>
               </w:rPr>
-              <w:t xml:space="preserve">Ik vind het </w:t>
-            </w:r>
-            <w:proofErr w:type="spellStart"/>
-            <w:r>
-              <w:rPr>
-                <w:i/>
-                <w:color w:val="D9D9D9"/>
-                <w:lang w:val="nl-NL"/>
-              </w:rPr>
-              <w:t>makelijker</w:t>
-            </w:r>
-            <w:proofErr w:type="spellEnd"/>
-            <w:r>
-              <w:rPr>
-                <w:i/>
-                <w:color w:val="D9D9D9"/>
-                <w:lang w:val="nl-NL"/>
-              </w:rPr>
-              <w:t xml:space="preserve"> te </w:t>
-            </w:r>
-            <w:proofErr w:type="spellStart"/>
-            <w:r>
-              <w:rPr>
-                <w:i/>
-                <w:color w:val="D9D9D9"/>
-                <w:lang w:val="nl-NL"/>
-              </w:rPr>
-              <w:t>grbruiken</w:t>
-            </w:r>
-            <w:proofErr w:type="spellEnd"/>
-            <w:r>
-              <w:rPr>
-                <w:i/>
-                <w:color w:val="D9D9D9"/>
-                <w:lang w:val="nl-NL"/>
-              </w:rPr>
-              <w:t xml:space="preserve"> dan </w:t>
-            </w:r>
-            <w:proofErr w:type="spellStart"/>
-            <w:r>
-              <w:rPr>
-                <w:i/>
-                <w:color w:val="D9D9D9"/>
-                <w:lang w:val="nl-NL"/>
-              </w:rPr>
-              <w:t>photoshop</w:t>
-            </w:r>
-            <w:proofErr w:type="spellEnd"/>
-            <w:r>
-              <w:rPr>
-                <w:i/>
-                <w:color w:val="D9D9D9"/>
-                <w:lang w:val="nl-NL"/>
-              </w:rPr>
-              <w:t xml:space="preserve"> en </w:t>
-            </w:r>
-            <w:proofErr w:type="spellStart"/>
-            <w:r>
-              <w:rPr>
-                <w:i/>
-                <w:color w:val="D9D9D9"/>
-                <w:lang w:val="nl-NL"/>
-              </w:rPr>
-              <w:t>paint</w:t>
-            </w:r>
-            <w:proofErr w:type="spellEnd"/>
+              <w:t>Ik vind het makelijker te grbruiken dan photoshop en paint</w:t>
+            </w:r>
           </w:p>
         </w:tc>
       </w:tr>
@@ -1800,16 +1657,8 @@
                     <w:rPr>
                       <w:i/>
                     </w:rPr>
-                    <w:t xml:space="preserve">Sprites </w:t>
+                    <w:t>Sprites maken</w:t>
                   </w:r>
-                  <w:proofErr w:type="spellStart"/>
-                  <w:r>
-                    <w:rPr>
-                      <w:i/>
-                    </w:rPr>
-                    <w:t>maken</w:t>
-                  </w:r>
-                  <w:proofErr w:type="spellEnd"/>
                 </w:p>
               </w:tc>
             </w:tr>
@@ -2423,7 +2272,6 @@
                 <w:color w:val="D9D9D9"/>
               </w:rPr>
             </w:pPr>
-            <w:proofErr w:type="spellStart"/>
             <w:r>
               <w:rPr>
                 <w:i/>
@@ -2431,7 +2279,6 @@
               </w:rPr>
               <w:t>Communicatie</w:t>
             </w:r>
-            <w:proofErr w:type="spellEnd"/>
           </w:p>
         </w:tc>
         <w:tc>

--- a/documentation/IDE DOCUMENT.docx
+++ b/documentation/IDE DOCUMENT.docx
@@ -165,12 +165,21 @@
               </w:rPr>
               <w:t xml:space="preserve"> </w:t>
             </w:r>
+            <w:proofErr w:type="spellStart"/>
             <w:r>
               <w:rPr>
                 <w:i/>
                 <w:color w:val="CCCCCC"/>
               </w:rPr>
-              <w:t>Personlijke pc</w:t>
+              <w:t>Personlijke</w:t>
+            </w:r>
+            <w:proofErr w:type="spellEnd"/>
+            <w:r>
+              <w:rPr>
+                <w:i/>
+                <w:color w:val="CCCCCC"/>
+              </w:rPr>
+              <w:t xml:space="preserve"> pc</w:t>
             </w:r>
           </w:p>
         </w:tc>
@@ -307,11 +316,19 @@
                 <w:i/>
               </w:rPr>
             </w:pPr>
-            <w:r>
-              <w:rPr>
-                <w:i/>
-              </w:rPr>
-              <w:t>Personlijke laptop</w:t>
+            <w:proofErr w:type="spellStart"/>
+            <w:r>
+              <w:rPr>
+                <w:i/>
+              </w:rPr>
+              <w:t>Personlijke</w:t>
+            </w:r>
+            <w:proofErr w:type="spellEnd"/>
+            <w:r>
+              <w:rPr>
+                <w:i/>
+              </w:rPr>
+              <w:t xml:space="preserve"> laptop</w:t>
             </w:r>
           </w:p>
         </w:tc>
@@ -344,7 +361,21 @@
               <w:rPr>
                 <w:i/>
               </w:rPr>
-              <w:t>Processor AMD Ryzen 5 5600H with Radeon Graphics (3.30 GHz)</w:t>
+              <w:t xml:space="preserve">Processor AMD </w:t>
+            </w:r>
+            <w:proofErr w:type="spellStart"/>
+            <w:r>
+              <w:rPr>
+                <w:i/>
+              </w:rPr>
+              <w:t>Ryzen</w:t>
+            </w:r>
+            <w:proofErr w:type="spellEnd"/>
+            <w:r>
+              <w:rPr>
+                <w:i/>
+              </w:rPr>
+              <w:t xml:space="preserve"> 5 5600H with Radeon Graphics (3.30 GHz)</w:t>
             </w:r>
           </w:p>
           <w:p>
@@ -360,14 +391,58 @@
               <w:spacing w:line="240" w:lineRule="auto"/>
               <w:rPr>
                 <w:i/>
+              </w:rPr>
+            </w:pPr>
+            <w:r>
+              <w:rPr>
+                <w:i/>
+              </w:rPr>
+              <w:t>Installed RAM 16,0 GB (13,9 GB usable)</w:t>
+            </w:r>
+          </w:p>
+          <w:p>
+            <w:pPr>
+              <w:widowControl w:val="0"/>
+              <w:pBdr>
+                <w:top w:val="nil"/>
+                <w:left w:val="nil"/>
+                <w:bottom w:val="nil"/>
+                <w:right w:val="nil"/>
+                <w:between w:val="nil"/>
+              </w:pBdr>
+              <w:spacing w:line="240" w:lineRule="auto"/>
+              <w:rPr>
+                <w:i/>
                 <w:lang w:val="en-US"/>
               </w:rPr>
             </w:pPr>
             <w:r>
               <w:rPr>
                 <w:i/>
-              </w:rPr>
-              <w:t>Installed RAM 16,0 GB (13,9 GB usable)</w:t>
+                <w:lang w:val="en-US"/>
+              </w:rPr>
+              <w:t>Graphics Card NVIDIA GeForce RTX 30</w:t>
+            </w:r>
+            <w:r>
+              <w:rPr>
+                <w:i/>
+                <w:lang w:val="en-US"/>
+              </w:rPr>
+              <w:t>5</w:t>
+            </w:r>
+            <w:r>
+              <w:rPr>
+                <w:i/>
+                <w:lang w:val="en-US"/>
+              </w:rPr>
+              <w:t>0</w:t>
+            </w:r>
+            <w:r>
+              <w:rPr>
+                <w:i/>
+                <w:lang w:val="en-US"/>
+              </w:rPr>
+              <w:t xml:space="preserve"> (6gb)</w:t>
             </w:r>
           </w:p>
         </w:tc>
@@ -1657,8 +1732,16 @@
                     <w:rPr>
                       <w:i/>
                     </w:rPr>
-                    <w:t>Sprites maken</w:t>
+                    <w:t xml:space="preserve">Sprites </w:t>
                   </w:r>
+                  <w:proofErr w:type="spellStart"/>
+                  <w:r>
+                    <w:rPr>
+                      <w:i/>
+                    </w:rPr>
+                    <w:t>maken</w:t>
+                  </w:r>
+                  <w:proofErr w:type="spellEnd"/>
                 </w:p>
               </w:tc>
             </w:tr>
@@ -2272,6 +2355,7 @@
                 <w:color w:val="D9D9D9"/>
               </w:rPr>
             </w:pPr>
+            <w:proofErr w:type="spellStart"/>
             <w:r>
               <w:rPr>
                 <w:i/>
@@ -2279,6 +2363,7 @@
               </w:rPr>
               <w:t>Communicatie</w:t>
             </w:r>
+            <w:proofErr w:type="spellEnd"/>
           </w:p>
         </w:tc>
         <w:tc>
@@ -3224,6 +3309,7 @@
   <w:style w:type="character" w:default="1" w:styleId="DefaultParagraphFont">
     <w:name w:val="Default Paragraph Font"/>
     <w:uiPriority w:val="1"/>
+    <w:semiHidden/>
     <w:unhideWhenUsed/>
   </w:style>
   <w:style w:type="table" w:default="1" w:styleId="TableNormal">
